--- a/docs/v2/cases/cs08_open_source_copilot.docx
+++ b/docs/v2/cases/cs08_open_source_copilot.docx
@@ -31,7 +31,7 @@
         <w:pStyle w:val="Date"/>
       </w:pPr>
       <w:r>
-        <w:t xml:space="preserve">2026-07-06</w:t>
+        <w:t xml:space="preserve">2026-08-20</w:t>
       </w:r>
     </w:p>
     <w:p>
@@ -1087,7 +1087,53 @@
         <w:t xml:space="preserve">hash function</w:t>
       </w:r>
       <w:r>
-        <w:t xml:space="preserve">: the same content always gives the same fingerprint, and even a one-letter change gives a completely different one. There is no way to work backward from the fingerprint to the content, and no practical way to craft a different file with the same fingerprint.</w:t>
+        <w:t xml:space="preserve">: the same content always gives the same fingerprint, and even a one-letter change gives a completely different one. There is no way to work backward from the fingerprint to the content.</w:t>
+      </w:r>
+    </w:p>
+    <w:p>
+      <w:pPr>
+        <w:pStyle w:val="BodyText"/>
+      </w:pPr>
+      <w:r>
+        <w:rPr>
+          <w:b/>
+          <w:bCs/>
+        </w:rPr>
+        <w:t xml:space="preserve">A caveat Git has had to live with.</w:t>
+      </w:r>
+      <w:r>
+        <w:t xml:space="preserve"> </w:t>
+      </w:r>
+      <w:r>
+        <w:t xml:space="preserve">The last property you want from a hash — that nobody can</w:t>
+      </w:r>
+      <w:r>
+        <w:t xml:space="preserve"> </w:t>
+      </w:r>
+      <w:r>
+        <w:rPr>
+          <w:i/>
+          <w:iCs/>
+        </w:rPr>
+        <w:t xml:space="preserve">manufacture</w:t>
+      </w:r>
+      <w:r>
+        <w:t xml:space="preserve"> </w:t>
+      </w:r>
+      <w:r>
+        <w:t xml:space="preserve">two different files with the same fingerprint — is the one SHA-1 no longer has. In 2017 a Google and CWI team produced the first real SHA-1 collision (the</w:t>
+      </w:r>
+      <w:r>
+        <w:t xml:space="preserve"> </w:t>
+      </w:r>
+      <w:r>
+        <w:t xml:space="preserve">“SHAttered”</w:t>
+      </w:r>
+      <w:r>
+        <w:t xml:space="preserve"> </w:t>
+      </w:r>
+      <w:r>
+        <w:t xml:space="preserve">attack), and a 2020 result made chosen-prefix collisions cheap enough to rent. Git’s answer was two-fold: it ships a hardened SHA-1 that detects the known collision technique and refuses the object, and the format now supports SHA-256 repositories for projects that want to migrate. So the ledger below still holds in practice — but because of active patching, not because SHA-1 was strong enough. Cryptographic assumptions expire; you will meet this idea again in Notebook 11.</w:t>
       </w:r>
     </w:p>
     <w:p>

--- a/docs/v2/cases/cs08_open_source_copilot.docx
+++ b/docs/v2/cases/cs08_open_source_copilot.docx
@@ -31,7 +31,7 @@
         <w:pStyle w:val="Date"/>
       </w:pPr>
       <w:r>
-        <w:t xml:space="preserve">2026-08-20</w:t>
+        <w:t xml:space="preserve">2026-08-21</w:t>
       </w:r>
     </w:p>
     <w:p>
@@ -1311,6 +1311,14 @@
       </w:pPr>
       <w:r>
         <w:t xml:space="preserve">The comparison at the heart of the legal fight looks like this:</w:t>
+      </w:r>
+    </w:p>
+    <w:p>
+      <w:pPr>
+        <w:pStyle w:val="TableCaption"/>
+      </w:pPr>
+      <w:r>
+        <w:t xml:space="preserve">How a person learning from code differs from a model training on it.</w:t>
       </w:r>
     </w:p>
     <w:tbl>
@@ -1319,6 +1327,7 @@
         <w:tblW w:type="pct" w:w="5000"/>
         <w:tblLayout w:type="fixed"/>
         <w:tblLook w:firstRow="1" w:lastRow="0" w:firstColumn="0" w:lastColumn="0" w:noHBand="0" w:noVBand="0" w:val="0020"/>
+        <w:tblCaption w:val="How a person learning from code differs from a model training on it."/>
       </w:tblPr>
       <w:tblGrid>
         <w:gridCol w:w="2640"/>
